--- a/downloads/handouts/Unit 05/Handout 05.14 - Fast Fashion Facts and Consumer Comparison Task.docx
+++ b/downloads/handouts/Unit 05/Handout 05.14 - Fast Fashion Facts and Consumer Comparison Task.docx
@@ -26,18 +26,6 @@
       </w:pPr>
       <w:r>
         <w:t xml:space="preserve">Word bank: waste, water, repair, donate, price</w:t>
-      </w:r>
-      <w:r>
-        <w:t xml:space="preserve"> </w:t>
-      </w:r>
-      <w:r>
-        <w:t xml:space="preserve">Turkish: atık, su, tamir, bağışlamak, fiyat</w:t>
-      </w:r>
-      <w:r>
-        <w:t xml:space="preserve"> </w:t>
-      </w:r>
-      <w:r>
-        <w:t xml:space="preserve">Portuguese: resíduo, água, consertar, doar, preço</w:t>
       </w:r>
       <w:r>
         <w:t xml:space="preserve"> </w:t>
@@ -401,13 +389,25 @@
       </w:r>
     </w:p>
     <w:p>
-      <w:r>
-        <w:br w:type="page"/>
-      </w:r>
-    </w:p>
-    <w:p>
-      <w:r>
-        <w:br w:type="page"/>
+      <w:pPr>
+        <w:numPr>
+          <w:ilvl w:val="0"/>
+          <w:numId w:val="1001"/>
+        </w:numPr>
+      </w:pPr>
+      <w:r>
+        <w:t xml:space="preserve">________________________________________________</w:t>
+      </w:r>
+    </w:p>
+    <w:p>
+      <w:pPr>
+        <w:numPr>
+          <w:ilvl w:val="0"/>
+          <w:numId w:val="1001"/>
+        </w:numPr>
+      </w:pPr>
+      <w:r>
+        <w:t xml:space="preserve">________________________________________________</w:t>
       </w:r>
     </w:p>
     <w:p>
@@ -590,43 +590,99 @@
       </w:r>
     </w:p>
     <w:p>
-      <w:r>
-        <w:br w:type="page"/>
-      </w:r>
-    </w:p>
-    <w:p>
-      <w:r>
-        <w:br w:type="page"/>
-      </w:r>
-    </w:p>
-    <w:p>
-      <w:r>
-        <w:br w:type="page"/>
-      </w:r>
-    </w:p>
-    <w:p>
-      <w:r>
-        <w:br w:type="page"/>
-      </w:r>
-    </w:p>
-    <w:p>
-      <w:r>
-        <w:br w:type="page"/>
-      </w:r>
-    </w:p>
-    <w:p>
-      <w:r>
-        <w:br w:type="page"/>
-      </w:r>
-    </w:p>
-    <w:p>
-      <w:r>
-        <w:br w:type="page"/>
-      </w:r>
-    </w:p>
-    <w:p>
-      <w:r>
-        <w:br w:type="page"/>
+      <w:pPr>
+        <w:numPr>
+          <w:ilvl w:val="0"/>
+          <w:numId w:val="1002"/>
+        </w:numPr>
+        <w:pStyle w:val="Compact"/>
+      </w:pPr>
+      <w:r>
+        <w:t xml:space="preserve">______________________</w:t>
+      </w:r>
+    </w:p>
+    <w:p>
+      <w:pPr>
+        <w:numPr>
+          <w:ilvl w:val="0"/>
+          <w:numId w:val="1002"/>
+        </w:numPr>
+        <w:pStyle w:val="Compact"/>
+      </w:pPr>
+      <w:r>
+        <w:t xml:space="preserve">______________________</w:t>
+      </w:r>
+    </w:p>
+    <w:p>
+      <w:pPr>
+        <w:numPr>
+          <w:ilvl w:val="0"/>
+          <w:numId w:val="1002"/>
+        </w:numPr>
+        <w:pStyle w:val="Compact"/>
+      </w:pPr>
+      <w:r>
+        <w:t xml:space="preserve">______________________</w:t>
+      </w:r>
+    </w:p>
+    <w:p>
+      <w:pPr>
+        <w:numPr>
+          <w:ilvl w:val="0"/>
+          <w:numId w:val="1002"/>
+        </w:numPr>
+        <w:pStyle w:val="Compact"/>
+      </w:pPr>
+      <w:r>
+        <w:t xml:space="preserve">______________________</w:t>
+      </w:r>
+    </w:p>
+    <w:p>
+      <w:pPr>
+        <w:numPr>
+          <w:ilvl w:val="0"/>
+          <w:numId w:val="1002"/>
+        </w:numPr>
+        <w:pStyle w:val="Compact"/>
+      </w:pPr>
+      <w:r>
+        <w:t xml:space="preserve">______________________</w:t>
+      </w:r>
+    </w:p>
+    <w:p>
+      <w:pPr>
+        <w:numPr>
+          <w:ilvl w:val="0"/>
+          <w:numId w:val="1002"/>
+        </w:numPr>
+        <w:pStyle w:val="Compact"/>
+      </w:pPr>
+      <w:r>
+        <w:t xml:space="preserve">______________________</w:t>
+      </w:r>
+    </w:p>
+    <w:p>
+      <w:pPr>
+        <w:numPr>
+          <w:ilvl w:val="0"/>
+          <w:numId w:val="1002"/>
+        </w:numPr>
+        <w:pStyle w:val="Compact"/>
+      </w:pPr>
+      <w:r>
+        <w:t xml:space="preserve">______________________</w:t>
+      </w:r>
+    </w:p>
+    <w:p>
+      <w:pPr>
+        <w:numPr>
+          <w:ilvl w:val="0"/>
+          <w:numId w:val="1002"/>
+        </w:numPr>
+        <w:pStyle w:val="Compact"/>
+      </w:pPr>
+      <w:r>
+        <w:t xml:space="preserve">______________________</w:t>
       </w:r>
     </w:p>
     <w:p>
@@ -1801,8 +1857,11 @@
       </w:r>
     </w:p>
     <w:p>
-      <w:r>
-        <w:br w:type="page"/>
+      <w:pPr>
+        <w:pStyle w:val="BodyText"/>
+      </w:pPr>
+      <w:r>
+        <w:t xml:space="preserve">________________________________________________________________</w:t>
       </w:r>
     </w:p>
     <w:p>
@@ -2510,8 +2569,11 @@
       </w:r>
     </w:p>
     <w:p>
-      <w:r>
-        <w:br w:type="page"/>
+      <w:pPr>
+        <w:pStyle w:val="BodyText"/>
+      </w:pPr>
+      <w:r>
+        <w:t xml:space="preserve">________________________________________________________________</w:t>
       </w:r>
     </w:p>
     <w:p>
@@ -2526,8 +2588,11 @@
       </w:r>
     </w:p>
     <w:p>
-      <w:r>
-        <w:br w:type="page"/>
+      <w:pPr>
+        <w:pStyle w:val="BodyText"/>
+      </w:pPr>
+      <w:r>
+        <w:t xml:space="preserve">________________________________________________________________</w:t>
       </w:r>
     </w:p>
     <w:p>

--- a/downloads/handouts/Unit 05/Handout 05.14 - Fast Fashion Facts and Consumer Comparison Task.docx
+++ b/downloads/handouts/Unit 05/Handout 05.14 - Fast Fashion Facts and Consumer Comparison Task.docx
@@ -6,9 +6,9 @@
       <w:pPr>
         <w:pStyle w:val="Heading1"/>
       </w:pPr>
-      <w:bookmarkStart w:id="20" w:name="X036c9f5c63ededdcf7c9661e2d7e3c3af4fb2ae"/>
-      <w:r>
-        <w:t xml:space="preserve">Handout 05.14: Fast Fashion Facts and the Consumer Comparison Task</w:t>
+      <w:bookmarkStart w:id="20" w:name="Xcdaa6a45d1a9d54ed3f122dc83d6857778cbc6c"/>
+      <w:r>
+        <w:t xml:space="preserve">Handout 5.14: Fast Fashion Facts and the Consumer Comparison Task</w:t>
       </w:r>
       <w:bookmarkEnd w:id="20"/>
     </w:p>

--- a/downloads/handouts/Unit 05/Handout 05.14 - Fast Fashion Facts and Consumer Comparison Task.docx
+++ b/downloads/handouts/Unit 05/Handout 05.14 - Fast Fashion Facts and Consumer Comparison Task.docx
@@ -385,7 +385,7 @@
         <w:pStyle w:val="FirstParagraph"/>
       </w:pPr>
       <w:r>
-        <w:t xml:space="preserve">Write the two honest points the class named out loud.</w:t>
+        <w:t xml:space="preserve">Write the two honest points the class said out loud about the good side of cheap clothing.</w:t>
       </w:r>
     </w:p>
     <w:p>
@@ -449,7 +449,7 @@
         <w:t xml:space="preserve"> </w:t>
       </w:r>
       <w:r>
-        <w:t xml:space="preserve">Somebody buys the sweatshirt and wears it. This is where every garment starts. How many times it gets worn is the whole question.</w:t>
+        <w:t xml:space="preserve">Somebody buys the sweatshirt and wears it. This is where every garment starts. The whole question is how many times it gets worn.</w:t>
       </w:r>
     </w:p>
     <w:p>
@@ -483,7 +483,7 @@
         <w:t xml:space="preserve"> </w:t>
       </w:r>
       <w:r>
-        <w:t xml:space="preserve">A person picks it up, looks at it, and decides what it is worth. Most donated clothing is sorted by hand, by grade and by type. This is where almost everything goes next, and almost nobody knows it.</w:t>
+        <w:t xml:space="preserve">A person picks it up, looks at it, and decides what it is worth. Most donated clothing is sorted by hand, by condition and by type. This is where almost everything goes next. Almost nobody knows it.</w:t>
       </w:r>
     </w:p>
     <w:p>
@@ -517,7 +517,7 @@
         <w:t xml:space="preserve"> </w:t>
       </w:r>
       <w:r>
-        <w:t xml:space="preserve">It is packed into a bale with hundreds of other garments, sold by weight to a used-clothing dealer, and often shipped to another country to be sold there.</w:t>
+        <w:t xml:space="preserve">It is packed into a bale (a big tied bundle) with hundreds of other garments. The bale is sold by weight to a used-clothing dealer. It is often shipped to another country to be sold there.</w:t>
       </w:r>
     </w:p>
     <w:p>
@@ -551,7 +551,7 @@
         <w:t xml:space="preserve"> </w:t>
       </w:r>
       <w:r>
-        <w:t xml:space="preserve">It is shredded back into loose fiber and used for insulation, carpet padding, or stuffing. The material survives. The garment does not.</w:t>
+        <w:t xml:space="preserve">It is shredded back into loose fiber. The fiber is used for insulation, carpet padding, or stuffing. The material survives. The garment does not.</w:t>
       </w:r>
     </w:p>
     <w:p>
@@ -1387,14 +1387,14 @@
     <w:tbl>
       <w:tblPr>
         <w:tblStyle w:val="Table"/>
-        <w:tblW w:type="pct" w:w="5000"/>
+        <w:tblW w:type="pct" w:w="5000.0"/>
         <w:tblLook w:firstRow="1"/>
       </w:tblPr>
       <w:tblGrid>
-        <w:gridCol w:w="2340"/>
-        <w:gridCol w:w="2340"/>
-        <w:gridCol w:w="2340"/>
-        <w:gridCol w:w="2340"/>
+        <w:gridCol w:w="1980"/>
+        <w:gridCol w:w="1980"/>
+        <w:gridCol w:w="1980"/>
+        <w:gridCol w:w="1980"/>
       </w:tblGrid>
       <w:tr>
         <w:trPr>
@@ -1402,7 +1402,6 @@
         </w:trPr>
         <w:tc>
           <w:tcPr>
-            <w:tcW w:type="dxa" w:w="2340"/>
             <w:tcBorders>
               <w:bottom w:val="single"/>
             </w:tcBorders>
@@ -1412,7 +1411,6 @@
         </w:tc>
         <w:tc>
           <w:tcPr>
-            <w:tcW w:type="dxa" w:w="2340"/>
             <w:tcBorders>
               <w:bottom w:val="single"/>
             </w:tcBorders>
@@ -1430,7 +1428,6 @@
         </w:tc>
         <w:tc>
           <w:tcPr>
-            <w:tcW w:type="dxa" w:w="2340"/>
             <w:tcBorders>
               <w:bottom w:val="single"/>
             </w:tcBorders>
@@ -1448,7 +1445,6 @@
         </w:tc>
         <w:tc>
           <w:tcPr>
-            <w:tcW w:type="dxa" w:w="2340"/>
             <w:tcBorders>
               <w:bottom w:val="single"/>
             </w:tcBorders>
@@ -1467,43 +1463,28 @@
       </w:tr>
       <w:tr>
         <w:tc>
-          <w:tcPr>
-            <w:tcW w:type="dxa" w:w="2340"/>
-          </w:tcPr>
-          <w:p>
-            <w:pPr>
-              <w:pStyle w:val="Compact"/>
-              <w:jc w:val="left"/>
-            </w:pPr>
-            <w:r>
-              <w:t xml:space="preserve">What it is and where from (vendor type)</w:t>
-            </w:r>
-          </w:p>
-        </w:tc>
-        <w:tc>
-          <w:tcPr>
-            <w:tcW w:type="dxa" w:w="2340"/>
-          </w:tcPr>
-          <w:p/>
-        </w:tc>
-        <w:tc>
-          <w:tcPr>
-            <w:tcW w:type="dxa" w:w="2340"/>
-          </w:tcPr>
-          <w:p/>
-        </w:tc>
-        <w:tc>
-          <w:tcPr>
-            <w:tcW w:type="dxa" w:w="2340"/>
-          </w:tcPr>
+          <w:p>
+            <w:pPr>
+              <w:pStyle w:val="Compact"/>
+              <w:jc w:val="left"/>
+            </w:pPr>
+            <w:r>
+              <w:t xml:space="preserve">What it is and where from (the kind of place)</w:t>
+            </w:r>
+          </w:p>
+        </w:tc>
+        <w:tc>
+          <w:p/>
+        </w:tc>
+        <w:tc>
+          <w:p/>
+        </w:tc>
+        <w:tc>
           <w:p/>
         </w:tc>
       </w:tr>
       <w:tr>
         <w:tc>
-          <w:tcPr>
-            <w:tcW w:type="dxa" w:w="2340"/>
-          </w:tcPr>
           <w:p>
             <w:pPr>
               <w:pStyle w:val="Compact"/>
@@ -1515,9 +1496,6 @@
           </w:p>
         </w:tc>
         <w:tc>
-          <w:tcPr>
-            <w:tcW w:type="dxa" w:w="2340"/>
-          </w:tcPr>
           <w:p>
             <w:pPr>
               <w:pStyle w:val="Compact"/>
@@ -1529,9 +1507,6 @@
           </w:p>
         </w:tc>
         <w:tc>
-          <w:tcPr>
-            <w:tcW w:type="dxa" w:w="2340"/>
-          </w:tcPr>
           <w:p>
             <w:pPr>
               <w:pStyle w:val="Compact"/>
@@ -1543,9 +1518,6 @@
           </w:p>
         </w:tc>
         <w:tc>
-          <w:tcPr>
-            <w:tcW w:type="dxa" w:w="2340"/>
-          </w:tcPr>
           <w:p>
             <w:pPr>
               <w:pStyle w:val="Compact"/>
@@ -1559,9 +1531,6 @@
       </w:tr>
       <w:tr>
         <w:tc>
-          <w:tcPr>
-            <w:tcW w:type="dxa" w:w="2340"/>
-          </w:tcPr>
           <w:p>
             <w:pPr>
               <w:pStyle w:val="Compact"/>
@@ -1573,9 +1542,6 @@
           </w:p>
         </w:tc>
         <w:tc>
-          <w:tcPr>
-            <w:tcW w:type="dxa" w:w="2340"/>
-          </w:tcPr>
           <w:p>
             <w:pPr>
               <w:pStyle w:val="Compact"/>
@@ -1587,9 +1553,6 @@
           </w:p>
         </w:tc>
         <w:tc>
-          <w:tcPr>
-            <w:tcW w:type="dxa" w:w="2340"/>
-          </w:tcPr>
           <w:p>
             <w:pPr>
               <w:pStyle w:val="Compact"/>
@@ -1601,9 +1564,6 @@
           </w:p>
         </w:tc>
         <w:tc>
-          <w:tcPr>
-            <w:tcW w:type="dxa" w:w="2340"/>
-          </w:tcPr>
           <w:p>
             <w:pPr>
               <w:pStyle w:val="Compact"/>
@@ -1617,9 +1577,6 @@
       </w:tr>
       <w:tr>
         <w:tc>
-          <w:tcPr>
-            <w:tcW w:type="dxa" w:w="2340"/>
-          </w:tcPr>
           <w:p>
             <w:pPr>
               <w:pStyle w:val="Compact"/>
@@ -1634,9 +1591,6 @@
           </w:p>
         </w:tc>
         <w:tc>
-          <w:tcPr>
-            <w:tcW w:type="dxa" w:w="2340"/>
-          </w:tcPr>
           <w:p>
             <w:pPr>
               <w:pStyle w:val="Compact"/>
@@ -1648,9 +1602,6 @@
           </w:p>
         </w:tc>
         <w:tc>
-          <w:tcPr>
-            <w:tcW w:type="dxa" w:w="2340"/>
-          </w:tcPr>
           <w:p>
             <w:pPr>
               <w:pStyle w:val="Compact"/>
@@ -1662,9 +1613,6 @@
           </w:p>
         </w:tc>
         <w:tc>
-          <w:tcPr>
-            <w:tcW w:type="dxa" w:w="2340"/>
-          </w:tcPr>
           <w:p>
             <w:pPr>
               <w:pStyle w:val="Compact"/>
@@ -1678,9 +1626,6 @@
       </w:tr>
       <w:tr>
         <w:tc>
-          <w:tcPr>
-            <w:tcW w:type="dxa" w:w="2340"/>
-          </w:tcPr>
           <w:p>
             <w:pPr>
               <w:pStyle w:val="Compact"/>
@@ -1692,29 +1637,17 @@
           </w:p>
         </w:tc>
         <w:tc>
-          <w:tcPr>
-            <w:tcW w:type="dxa" w:w="2340"/>
-          </w:tcPr>
-          <w:p/>
-        </w:tc>
-        <w:tc>
-          <w:tcPr>
-            <w:tcW w:type="dxa" w:w="2340"/>
-          </w:tcPr>
-          <w:p/>
-        </w:tc>
-        <w:tc>
-          <w:tcPr>
-            <w:tcW w:type="dxa" w:w="2340"/>
-          </w:tcPr>
+          <w:p/>
+        </w:tc>
+        <w:tc>
+          <w:p/>
+        </w:tc>
+        <w:tc>
           <w:p/>
         </w:tc>
       </w:tr>
       <w:tr>
         <w:tc>
-          <w:tcPr>
-            <w:tcW w:type="dxa" w:w="2340"/>
-          </w:tcPr>
           <w:p>
             <w:pPr>
               <w:pStyle w:val="Compact"/>
@@ -1735,29 +1668,17 @@
           </w:p>
         </w:tc>
         <w:tc>
-          <w:tcPr>
-            <w:tcW w:type="dxa" w:w="2340"/>
-          </w:tcPr>
-          <w:p/>
-        </w:tc>
-        <w:tc>
-          <w:tcPr>
-            <w:tcW w:type="dxa" w:w="2340"/>
-          </w:tcPr>
-          <w:p/>
-        </w:tc>
-        <w:tc>
-          <w:tcPr>
-            <w:tcW w:type="dxa" w:w="2340"/>
-          </w:tcPr>
+          <w:p/>
+        </w:tc>
+        <w:tc>
+          <w:p/>
+        </w:tc>
+        <w:tc>
           <w:p/>
         </w:tc>
       </w:tr>
       <w:tr>
         <w:tc>
-          <w:tcPr>
-            <w:tcW w:type="dxa" w:w="2340"/>
-          </w:tcPr>
           <w:p>
             <w:pPr>
               <w:pStyle w:val="Compact"/>
@@ -1769,55 +1690,34 @@
           </w:p>
         </w:tc>
         <w:tc>
-          <w:tcPr>
-            <w:tcW w:type="dxa" w:w="2340"/>
-          </w:tcPr>
-          <w:p/>
-        </w:tc>
-        <w:tc>
-          <w:tcPr>
-            <w:tcW w:type="dxa" w:w="2340"/>
-          </w:tcPr>
-          <w:p/>
-        </w:tc>
-        <w:tc>
-          <w:tcPr>
-            <w:tcW w:type="dxa" w:w="2340"/>
-          </w:tcPr>
+          <w:p/>
+        </w:tc>
+        <w:tc>
+          <w:p/>
+        </w:tc>
+        <w:tc>
           <w:p/>
         </w:tc>
       </w:tr>
       <w:tr>
         <w:tc>
-          <w:tcPr>
-            <w:tcW w:type="dxa" w:w="2340"/>
-          </w:tcPr>
-          <w:p>
-            <w:pPr>
-              <w:pStyle w:val="Compact"/>
-              <w:jc w:val="left"/>
-            </w:pPr>
-            <w:r>
-              <w:t xml:space="preserve">One sustainability consideration</w:t>
-            </w:r>
-          </w:p>
-        </w:tc>
-        <w:tc>
-          <w:tcPr>
-            <w:tcW w:type="dxa" w:w="2340"/>
-          </w:tcPr>
-          <w:p/>
-        </w:tc>
-        <w:tc>
-          <w:tcPr>
-            <w:tcW w:type="dxa" w:w="2340"/>
-          </w:tcPr>
-          <w:p/>
-        </w:tc>
-        <w:tc>
-          <w:tcPr>
-            <w:tcW w:type="dxa" w:w="2340"/>
-          </w:tcPr>
+          <w:p>
+            <w:pPr>
+              <w:pStyle w:val="Compact"/>
+              <w:jc w:val="left"/>
+            </w:pPr>
+            <w:r>
+              <w:t xml:space="preserve">One sustainability consideration (how it affects waste, water, or workers)</w:t>
+            </w:r>
+          </w:p>
+        </w:tc>
+        <w:tc>
+          <w:p/>
+        </w:tc>
+        <w:tc>
+          <w:p/>
+        </w:tc>
+        <w:tc>
           <w:p/>
         </w:tc>
       </w:tr>
@@ -1861,7 +1761,7 @@
         <w:pStyle w:val="BodyText"/>
       </w:pPr>
       <w:r>
-        <w:t xml:space="preserve">________________________________________________________________</w:t>
+        <w:t xml:space="preserve">(more room) ______________________________________________________________</w:t>
       </w:r>
     </w:p>
     <w:p>
@@ -2238,7 +2138,7 @@
         <w:pStyle w:val="FirstParagraph"/>
       </w:pPr>
       <w:r>
-        <w:t xml:space="preserve">A comparison picks one item. A budget decides how much money there is before anything gets picked. The amount comes first. The list comes second. The last line is what got cut.</w:t>
+        <w:t xml:space="preserve">A comparison picks one item. A budget decides how much money there is before anything gets picked. The amount comes first. The list comes second. The last line is what got cut from the list.</w:t>
       </w:r>
     </w:p>
     <w:p>
@@ -2573,7 +2473,7 @@
         <w:pStyle w:val="BodyText"/>
       </w:pPr>
       <w:r>
-        <w:t xml:space="preserve">________________________________________________________________</w:t>
+        <w:t xml:space="preserve">Answer: ________________________________________________________________</w:t>
       </w:r>
     </w:p>
     <w:p>
@@ -2592,7 +2492,7 @@
         <w:pStyle w:val="BodyText"/>
       </w:pPr>
       <w:r>
-        <w:t xml:space="preserve">________________________________________________________________</w:t>
+        <w:t xml:space="preserve">Answer: ________________________________________________________________</w:t>
       </w:r>
     </w:p>
     <w:p>
@@ -3010,7 +2910,7 @@
               <w:jc w:val="left"/>
             </w:pPr>
             <w:r>
-              <w:t xml:space="preserve">One sustainability consideration is named, and it is specific (not</w:t>
+              <w:t xml:space="preserve">One sustainability consideration is named, and it is specific (not just</w:t>
             </w:r>
             <w:r>
               <w:t xml:space="preserve"> </w:t>
@@ -3154,7 +3054,7 @@
         <w:t xml:space="preserve"> </w:t>
       </w:r>
       <w:r>
-        <w:t xml:space="preserve">items 1, 3, 4, and 6 are scored on two options instead of three, at the same point values. The reduction is written on this line and does not lower the score: ______________________</w:t>
+        <w:t xml:space="preserve">items 1, 3, 4, and 6 are scored on two options instead of three, at the same point values. The reduction is written on this line. It does not lower the score: ______________________</w:t>
       </w:r>
     </w:p>
     <w:sectPr>
